--- a/data/ai_paras/AI_para_127.docx
+++ b/data/ai_paras/AI_para_127.docx
@@ -4,7 +4,7 @@
   <w:body>
     <w:p>
       <w:r>
-        <w:t>A real estate assistant primarily serves to alleviate the administrative burden on realtors by undertaking tasks such as managing communications, coordinating schedules, and handling documentation. This role is crucial in allowing realtors to dedicate more time to client engagement and strategic planning. Economically, the decision to hire an assistant is influenced by factors like the market demand for real estate services and the potential for increased profitability through improved efficiency (Ref-s152239). Additionally, the cost-benefit analysis of employing an assistant often considers the reduction in opportunity costs, as realtors can focus on higher-value activities that drive business growth. In a competitive market, the capacity to swiftly adapt to client needs and market changes can be significantly enhanced by delegating administrative responsibilities to a qualified assistant, ultimately promoting a more agile and responsive real estate practice.</w:t>
+        <w:t>Real estate assistants play a pivotal role in enhancing the productivity of realtors by efficiently managing various administrative tasks. For instance, they can handle scheduling by organizing client meetings and property viewings, thus allowing realtors to focus on more strategic activities. Additionally, assistants are responsible for managing paperwork, including preparing contracts and processing transactions, which alleviates the administrative burden on realtors (Ref-u259407). Effective client communication is another critical task managed by assistants, ensuring that inquiries and follow-ups are promptly addressed. By delegating these tasks, realtors can optimize their time management and concentrate on revenue-generating activities, ultimately increasing overall productivity and operational efficiency.</w:t>
       </w:r>
     </w:p>
     <w:sectPr>
